--- a/documents/7-1 佈署圖-KJ.docx
+++ b/documents/7-1 佈署圖-KJ.docx
@@ -1,6 +1,6 @@
 
 <file path=word/document.xml><?xml version="1.0" encoding="utf-8"?>
-<w:document xmlns:wpc="http://schemas.microsoft.com/office/word/2010/wordprocessingCanvas" xmlns:cx="http://schemas.microsoft.com/office/drawing/2014/chartex" xmlns:cx1="http://schemas.microsoft.com/office/drawing/2015/9/8/chartex" xmlns:cx2="http://schemas.microsoft.com/office/drawing/2015/10/21/chartex" xmlns:cx3="http://schemas.microsoft.com/office/drawing/2016/5/9/chartex" xmlns:cx4="http://schemas.microsoft.com/office/drawing/2016/5/10/chartex" xmlns:cx5="http://schemas.microsoft.com/office/drawing/2016/5/11/chartex" xmlns:cx6="http://schemas.microsoft.com/office/drawing/2016/5/12/chartex" xmlns:cx7="http://schemas.microsoft.com/office/drawing/2016/5/13/chartex" xmlns:cx8="http://schemas.microsoft.com/office/drawing/2016/5/14/chartex" xmlns:mc="http://schemas.openxmlformats.org/markup-compatibility/2006" xmlns:aink="http://schemas.microsoft.com/office/drawing/2016/ink" xmlns:am3d="http://schemas.microsoft.com/office/drawing/2017/model3d" xmlns:o="urn:schemas-microsoft-com:office:office" xmlns:oel="http://schemas.microsoft.com/office/2019/extlst" xmlns:r="http://schemas.openxmlformats.org/officeDocument/2006/relationships" xmlns:m="http://schemas.openxmlformats.org/officeDocument/2006/math" xmlns:v="urn:schemas-microsoft-com:vml" xmlns:wp14="http://schemas.microsoft.com/office/word/2010/wordprocessingDrawing" xmlns:wp="http://schemas.openxmlformats.org/drawingml/2006/wordprocessingDrawing" xmlns:w10="urn:schemas-microsoft-com:office:word" xmlns:w="http://schemas.openxmlformats.org/wordprocessingml/2006/main" xmlns:w14="http://schemas.microsoft.com/office/word/2010/wordml" xmlns:w15="http://schemas.microsoft.com/office/word/2012/wordml" xmlns:w16cex="http://schemas.microsoft.com/office/word/2018/wordml/cex" xmlns:w16cid="http://schemas.microsoft.com/office/word/2016/wordml/cid" xmlns:w16="http://schemas.microsoft.com/office/word/2018/wordml" xmlns:w16du="http://schemas.microsoft.com/office/word/2023/wordml/word16du" xmlns:w16sdtdh="http://schemas.microsoft.com/office/word/2020/wordml/sdtdatahash" xmlns:w16sdtfl="http://schemas.microsoft.com/office/word/2024/wordml/sdtformatlock" xmlns:w16se="http://schemas.microsoft.com/office/word/2015/wordml/symex" xmlns:wpg="http://schemas.microsoft.com/office/word/2010/wordprocessingGroup" xmlns:wpi="http://schemas.microsoft.com/office/word/2010/wordprocessingInk" xmlns:wne="http://schemas.microsoft.com/office/word/2006/wordml" xmlns:wps="http://schemas.microsoft.com/office/word/2010/wordprocessingShape" mc:Ignorable="w14 w15 w16se w16cid w16 w16cex w16sdtdh w16sdtfl w16du wp14">
+<w:document xmlns:wpc="http://schemas.microsoft.com/office/word/2010/wordprocessingCanvas" xmlns:cx="http://schemas.microsoft.com/office/drawing/2014/chartex" xmlns:cx1="http://schemas.microsoft.com/office/drawing/2015/9/8/chartex" xmlns:cx2="http://schemas.microsoft.com/office/drawing/2015/10/21/chartex" xmlns:cx3="http://schemas.microsoft.com/office/drawing/2016/5/9/chartex" xmlns:cx4="http://schemas.microsoft.com/office/drawing/2016/5/10/chartex" xmlns:cx5="http://schemas.microsoft.com/office/drawing/2016/5/11/chartex" xmlns:cx6="http://schemas.microsoft.com/office/drawing/2016/5/12/chartex" xmlns:cx7="http://schemas.microsoft.com/office/drawing/2016/5/13/chartex" xmlns:cx8="http://schemas.microsoft.com/office/drawing/2016/5/14/chartex" xmlns:mc="http://schemas.openxmlformats.org/markup-compatibility/2006" xmlns:aink="http://schemas.microsoft.com/office/drawing/2016/ink" xmlns:am3d="http://schemas.microsoft.com/office/drawing/2017/model3d" xmlns:o="urn:schemas-microsoft-com:office:office" xmlns:oel="http://schemas.microsoft.com/office/2019/extlst" xmlns:r="http://schemas.openxmlformats.org/officeDocument/2006/relationships" xmlns:m="http://schemas.openxmlformats.org/officeDocument/2006/math" xmlns:v="urn:schemas-microsoft-com:vml" xmlns:wp14="http://schemas.microsoft.com/office/word/2010/wordprocessingDrawing" xmlns:wp="http://schemas.openxmlformats.org/drawingml/2006/wordprocessingDrawing" xmlns:w10="urn:schemas-microsoft-com:office:word" xmlns:w="http://schemas.openxmlformats.org/wordprocessingml/2006/main" xmlns:w14="http://schemas.microsoft.com/office/word/2010/wordml" xmlns:w15="http://schemas.microsoft.com/office/word/2012/wordml" xmlns:w16cex="http://schemas.microsoft.com/office/word/2018/wordml/cex" xmlns:w16cid="http://schemas.microsoft.com/office/word/2016/wordml/cid" xmlns:w16="http://schemas.microsoft.com/office/word/2018/wordml" xmlns:w16sdtdh="http://schemas.microsoft.com/office/word/2020/wordml/sdtdatahash" xmlns:w16se="http://schemas.microsoft.com/office/word/2015/wordml/symex" xmlns:wpg="http://schemas.microsoft.com/office/word/2010/wordprocessingGroup" xmlns:wpi="http://schemas.microsoft.com/office/word/2010/wordprocessingInk" xmlns:wne="http://schemas.microsoft.com/office/word/2006/wordml" xmlns:wps="http://schemas.microsoft.com/office/word/2010/wordprocessingShape" mc:Ignorable="w14 w15 w16se w16cid w16 w16cex w16sdtdh wp14">
   <w:body>
     <w:p>
       <w:pPr>
@@ -57,9 +57,9 @@
           <w:color w:val="FF0000"/>
         </w:rPr>
         <w:drawing>
-          <wp:inline distT="0" distB="0" distL="0" distR="0" wp14:anchorId="3D514694" wp14:editId="2FBEAA1E">
-            <wp:extent cx="4611756" cy="7871729"/>
-            <wp:effectExtent l="0" t="0" r="0" b="0"/>
+          <wp:inline distT="0" distB="0" distL="0" distR="0" wp14:anchorId="3D514694" wp14:editId="06D76DCC">
+            <wp:extent cx="3993642" cy="7873789"/>
+            <wp:effectExtent l="0" t="0" r="6985" b="0"/>
             <wp:docPr id="5" name="圖片 5"/>
             <wp:cNvGraphicFramePr>
               <a:graphicFrameLocks xmlns:a="http://schemas.openxmlformats.org/drawingml/2006/main" noChangeAspect="1"/>
@@ -74,7 +74,7 @@
                     </pic:cNvPicPr>
                   </pic:nvPicPr>
                   <pic:blipFill>
-                    <a:blip r:embed="rId8" cstate="print">
+                    <a:blip r:embed="rId8">
                       <a:extLst>
                         <a:ext uri="{28A0092B-C50C-407E-A947-70E740481C1C}">
                           <a14:useLocalDpi xmlns:a14="http://schemas.microsoft.com/office/drawing/2010/main" val="0"/>
@@ -88,7 +88,7 @@
                   <pic:spPr bwMode="auto">
                     <a:xfrm>
                       <a:off x="0" y="0"/>
-                      <a:ext cx="4612963" cy="7873789"/>
+                      <a:ext cx="3993642" cy="7873789"/>
                     </a:xfrm>
                     <a:prstGeom prst="rect">
                       <a:avLst/>
@@ -108,9 +108,6 @@
     <w:p>
       <w:pPr>
         <w:pStyle w:val="afb"/>
-        <w:rPr>
-          <w:rFonts w:hint="eastAsia"/>
-        </w:rPr>
       </w:pPr>
       <w:bookmarkStart w:id="2" w:name="_Toc227542895"/>
       <w:r>
@@ -221,7 +218,7 @@
 </file>
 
 <file path=word/endnotes.xml><?xml version="1.0" encoding="utf-8"?>
-<w:endnotes xmlns:wpc="http://schemas.microsoft.com/office/word/2010/wordprocessingCanvas" xmlns:cx="http://schemas.microsoft.com/office/drawing/2014/chartex" xmlns:cx1="http://schemas.microsoft.com/office/drawing/2015/9/8/chartex" xmlns:cx2="http://schemas.microsoft.com/office/drawing/2015/10/21/chartex" xmlns:cx3="http://schemas.microsoft.com/office/drawing/2016/5/9/chartex" xmlns:cx4="http://schemas.microsoft.com/office/drawing/2016/5/10/chartex" xmlns:cx5="http://schemas.microsoft.com/office/drawing/2016/5/11/chartex" xmlns:cx6="http://schemas.microsoft.com/office/drawing/2016/5/12/chartex" xmlns:cx7="http://schemas.microsoft.com/office/drawing/2016/5/13/chartex" xmlns:cx8="http://schemas.microsoft.com/office/drawing/2016/5/14/chartex" xmlns:mc="http://schemas.openxmlformats.org/markup-compatibility/2006" xmlns:aink="http://schemas.microsoft.com/office/drawing/2016/ink" xmlns:am3d="http://schemas.microsoft.com/office/drawing/2017/model3d" xmlns:o="urn:schemas-microsoft-com:office:office" xmlns:oel="http://schemas.microsoft.com/office/2019/extlst" xmlns:r="http://schemas.openxmlformats.org/officeDocument/2006/relationships" xmlns:m="http://schemas.openxmlformats.org/officeDocument/2006/math" xmlns:v="urn:schemas-microsoft-com:vml" xmlns:wp14="http://schemas.microsoft.com/office/word/2010/wordprocessingDrawing" xmlns:wp="http://schemas.openxmlformats.org/drawingml/2006/wordprocessingDrawing" xmlns:w10="urn:schemas-microsoft-com:office:word" xmlns:w="http://schemas.openxmlformats.org/wordprocessingml/2006/main" xmlns:w14="http://schemas.microsoft.com/office/word/2010/wordml" xmlns:w15="http://schemas.microsoft.com/office/word/2012/wordml" xmlns:w16cex="http://schemas.microsoft.com/office/word/2018/wordml/cex" xmlns:w16cid="http://schemas.microsoft.com/office/word/2016/wordml/cid" xmlns:w16="http://schemas.microsoft.com/office/word/2018/wordml" xmlns:w16du="http://schemas.microsoft.com/office/word/2023/wordml/word16du" xmlns:w16sdtdh="http://schemas.microsoft.com/office/word/2020/wordml/sdtdatahash" xmlns:w16sdtfl="http://schemas.microsoft.com/office/word/2024/wordml/sdtformatlock" xmlns:w16se="http://schemas.microsoft.com/office/word/2015/wordml/symex" xmlns:wpg="http://schemas.microsoft.com/office/word/2010/wordprocessingGroup" xmlns:wpi="http://schemas.microsoft.com/office/word/2010/wordprocessingInk" xmlns:wne="http://schemas.microsoft.com/office/word/2006/wordml" xmlns:wps="http://schemas.microsoft.com/office/word/2010/wordprocessingShape" mc:Ignorable="w14 w15 w16se w16cid w16 w16cex w16sdtdh w16sdtfl w16du wp14">
+<w:endnotes xmlns:wpc="http://schemas.microsoft.com/office/word/2010/wordprocessingCanvas" xmlns:cx="http://schemas.microsoft.com/office/drawing/2014/chartex" xmlns:cx1="http://schemas.microsoft.com/office/drawing/2015/9/8/chartex" xmlns:cx2="http://schemas.microsoft.com/office/drawing/2015/10/21/chartex" xmlns:cx3="http://schemas.microsoft.com/office/drawing/2016/5/9/chartex" xmlns:cx4="http://schemas.microsoft.com/office/drawing/2016/5/10/chartex" xmlns:cx5="http://schemas.microsoft.com/office/drawing/2016/5/11/chartex" xmlns:cx6="http://schemas.microsoft.com/office/drawing/2016/5/12/chartex" xmlns:cx7="http://schemas.microsoft.com/office/drawing/2016/5/13/chartex" xmlns:cx8="http://schemas.microsoft.com/office/drawing/2016/5/14/chartex" xmlns:mc="http://schemas.openxmlformats.org/markup-compatibility/2006" xmlns:aink="http://schemas.microsoft.com/office/drawing/2016/ink" xmlns:am3d="http://schemas.microsoft.com/office/drawing/2017/model3d" xmlns:o="urn:schemas-microsoft-com:office:office" xmlns:oel="http://schemas.microsoft.com/office/2019/extlst" xmlns:r="http://schemas.openxmlformats.org/officeDocument/2006/relationships" xmlns:m="http://schemas.openxmlformats.org/officeDocument/2006/math" xmlns:v="urn:schemas-microsoft-com:vml" xmlns:wp14="http://schemas.microsoft.com/office/word/2010/wordprocessingDrawing" xmlns:wp="http://schemas.openxmlformats.org/drawingml/2006/wordprocessingDrawing" xmlns:w10="urn:schemas-microsoft-com:office:word" xmlns:w="http://schemas.openxmlformats.org/wordprocessingml/2006/main" xmlns:w14="http://schemas.microsoft.com/office/word/2010/wordml" xmlns:w15="http://schemas.microsoft.com/office/word/2012/wordml" xmlns:w16cex="http://schemas.microsoft.com/office/word/2018/wordml/cex" xmlns:w16cid="http://schemas.microsoft.com/office/word/2016/wordml/cid" xmlns:w16="http://schemas.microsoft.com/office/word/2018/wordml" xmlns:w16sdtdh="http://schemas.microsoft.com/office/word/2020/wordml/sdtdatahash" xmlns:w16se="http://schemas.microsoft.com/office/word/2015/wordml/symex" xmlns:wpg="http://schemas.microsoft.com/office/word/2010/wordprocessingGroup" xmlns:wpi="http://schemas.microsoft.com/office/word/2010/wordprocessingInk" xmlns:wne="http://schemas.microsoft.com/office/word/2006/wordml" xmlns:wps="http://schemas.microsoft.com/office/word/2010/wordprocessingShape" mc:Ignorable="w14 w15 w16se w16cid w16 w16cex w16sdtdh wp14">
   <w:endnote w:type="separator" w:id="-1">
     <w:p>
       <w:r>
@@ -240,7 +237,7 @@
 </file>
 
 <file path=word/footer1.xml><?xml version="1.0" encoding="utf-8"?>
-<w:ftr xmlns:wpc="http://schemas.microsoft.com/office/word/2010/wordprocessingCanvas" xmlns:cx="http://schemas.microsoft.com/office/drawing/2014/chartex" xmlns:cx1="http://schemas.microsoft.com/office/drawing/2015/9/8/chartex" xmlns:cx2="http://schemas.microsoft.com/office/drawing/2015/10/21/chartex" xmlns:cx3="http://schemas.microsoft.com/office/drawing/2016/5/9/chartex" xmlns:cx4="http://schemas.microsoft.com/office/drawing/2016/5/10/chartex" xmlns:cx5="http://schemas.microsoft.com/office/drawing/2016/5/11/chartex" xmlns:cx6="http://schemas.microsoft.com/office/drawing/2016/5/12/chartex" xmlns:cx7="http://schemas.microsoft.com/office/drawing/2016/5/13/chartex" xmlns:cx8="http://schemas.microsoft.com/office/drawing/2016/5/14/chartex" xmlns:mc="http://schemas.openxmlformats.org/markup-compatibility/2006" xmlns:aink="http://schemas.microsoft.com/office/drawing/2016/ink" xmlns:am3d="http://schemas.microsoft.com/office/drawing/2017/model3d" xmlns:o="urn:schemas-microsoft-com:office:office" xmlns:oel="http://schemas.microsoft.com/office/2019/extlst" xmlns:r="http://schemas.openxmlformats.org/officeDocument/2006/relationships" xmlns:m="http://schemas.openxmlformats.org/officeDocument/2006/math" xmlns:v="urn:schemas-microsoft-com:vml" xmlns:wp14="http://schemas.microsoft.com/office/word/2010/wordprocessingDrawing" xmlns:wp="http://schemas.openxmlformats.org/drawingml/2006/wordprocessingDrawing" xmlns:w10="urn:schemas-microsoft-com:office:word" xmlns:w="http://schemas.openxmlformats.org/wordprocessingml/2006/main" xmlns:w14="http://schemas.microsoft.com/office/word/2010/wordml" xmlns:w15="http://schemas.microsoft.com/office/word/2012/wordml" xmlns:w16cex="http://schemas.microsoft.com/office/word/2018/wordml/cex" xmlns:w16cid="http://schemas.microsoft.com/office/word/2016/wordml/cid" xmlns:w16="http://schemas.microsoft.com/office/word/2018/wordml" xmlns:w16du="http://schemas.microsoft.com/office/word/2023/wordml/word16du" xmlns:w16sdtdh="http://schemas.microsoft.com/office/word/2020/wordml/sdtdatahash" xmlns:w16sdtfl="http://schemas.microsoft.com/office/word/2024/wordml/sdtformatlock" xmlns:w16se="http://schemas.microsoft.com/office/word/2015/wordml/symex" xmlns:wpg="http://schemas.microsoft.com/office/word/2010/wordprocessingGroup" xmlns:wpi="http://schemas.microsoft.com/office/word/2010/wordprocessingInk" xmlns:wne="http://schemas.microsoft.com/office/word/2006/wordml" xmlns:wps="http://schemas.microsoft.com/office/word/2010/wordprocessingShape" mc:Ignorable="w14 w15 w16se w16cid w16 w16cex w16sdtdh w16sdtfl w16du wp14">
+<w:ftr xmlns:wpc="http://schemas.microsoft.com/office/word/2010/wordprocessingCanvas" xmlns:cx="http://schemas.microsoft.com/office/drawing/2014/chartex" xmlns:cx1="http://schemas.microsoft.com/office/drawing/2015/9/8/chartex" xmlns:cx2="http://schemas.microsoft.com/office/drawing/2015/10/21/chartex" xmlns:cx3="http://schemas.microsoft.com/office/drawing/2016/5/9/chartex" xmlns:cx4="http://schemas.microsoft.com/office/drawing/2016/5/10/chartex" xmlns:cx5="http://schemas.microsoft.com/office/drawing/2016/5/11/chartex" xmlns:cx6="http://schemas.microsoft.com/office/drawing/2016/5/12/chartex" xmlns:cx7="http://schemas.microsoft.com/office/drawing/2016/5/13/chartex" xmlns:cx8="http://schemas.microsoft.com/office/drawing/2016/5/14/chartex" xmlns:mc="http://schemas.openxmlformats.org/markup-compatibility/2006" xmlns:aink="http://schemas.microsoft.com/office/drawing/2016/ink" xmlns:am3d="http://schemas.microsoft.com/office/drawing/2017/model3d" xmlns:o="urn:schemas-microsoft-com:office:office" xmlns:oel="http://schemas.microsoft.com/office/2019/extlst" xmlns:r="http://schemas.openxmlformats.org/officeDocument/2006/relationships" xmlns:m="http://schemas.openxmlformats.org/officeDocument/2006/math" xmlns:v="urn:schemas-microsoft-com:vml" xmlns:wp14="http://schemas.microsoft.com/office/word/2010/wordprocessingDrawing" xmlns:wp="http://schemas.openxmlformats.org/drawingml/2006/wordprocessingDrawing" xmlns:w10="urn:schemas-microsoft-com:office:word" xmlns:w="http://schemas.openxmlformats.org/wordprocessingml/2006/main" xmlns:w14="http://schemas.microsoft.com/office/word/2010/wordml" xmlns:w15="http://schemas.microsoft.com/office/word/2012/wordml" xmlns:w16cex="http://schemas.microsoft.com/office/word/2018/wordml/cex" xmlns:w16cid="http://schemas.microsoft.com/office/word/2016/wordml/cid" xmlns:w16="http://schemas.microsoft.com/office/word/2018/wordml" xmlns:w16sdtdh="http://schemas.microsoft.com/office/word/2020/wordml/sdtdatahash" xmlns:w16se="http://schemas.microsoft.com/office/word/2015/wordml/symex" xmlns:wpg="http://schemas.microsoft.com/office/word/2010/wordprocessingGroup" xmlns:wpi="http://schemas.microsoft.com/office/word/2010/wordprocessingInk" xmlns:wne="http://schemas.microsoft.com/office/word/2006/wordml" xmlns:wps="http://schemas.microsoft.com/office/word/2010/wordprocessingShape" mc:Ignorable="w14 w15 w16se w16cid w16 w16cex w16sdtdh wp14">
   <w:sdt>
     <w:sdtPr>
       <w:id w:val="-227616916"/>
@@ -280,7 +277,7 @@
 </file>
 
 <file path=word/footnotes.xml><?xml version="1.0" encoding="utf-8"?>
-<w:footnotes xmlns:wpc="http://schemas.microsoft.com/office/word/2010/wordprocessingCanvas" xmlns:cx="http://schemas.microsoft.com/office/drawing/2014/chartex" xmlns:cx1="http://schemas.microsoft.com/office/drawing/2015/9/8/chartex" xmlns:cx2="http://schemas.microsoft.com/office/drawing/2015/10/21/chartex" xmlns:cx3="http://schemas.microsoft.com/office/drawing/2016/5/9/chartex" xmlns:cx4="http://schemas.microsoft.com/office/drawing/2016/5/10/chartex" xmlns:cx5="http://schemas.microsoft.com/office/drawing/2016/5/11/chartex" xmlns:cx6="http://schemas.microsoft.com/office/drawing/2016/5/12/chartex" xmlns:cx7="http://schemas.microsoft.com/office/drawing/2016/5/13/chartex" xmlns:cx8="http://schemas.microsoft.com/office/drawing/2016/5/14/chartex" xmlns:mc="http://schemas.openxmlformats.org/markup-compatibility/2006" xmlns:aink="http://schemas.microsoft.com/office/drawing/2016/ink" xmlns:am3d="http://schemas.microsoft.com/office/drawing/2017/model3d" xmlns:o="urn:schemas-microsoft-com:office:office" xmlns:oel="http://schemas.microsoft.com/office/2019/extlst" xmlns:r="http://schemas.openxmlformats.org/officeDocument/2006/relationships" xmlns:m="http://schemas.openxmlformats.org/officeDocument/2006/math" xmlns:v="urn:schemas-microsoft-com:vml" xmlns:wp14="http://schemas.microsoft.com/office/word/2010/wordprocessingDrawing" xmlns:wp="http://schemas.openxmlformats.org/drawingml/2006/wordprocessingDrawing" xmlns:w10="urn:schemas-microsoft-com:office:word" xmlns:w="http://schemas.openxmlformats.org/wordprocessingml/2006/main" xmlns:w14="http://schemas.microsoft.com/office/word/2010/wordml" xmlns:w15="http://schemas.microsoft.com/office/word/2012/wordml" xmlns:w16cex="http://schemas.microsoft.com/office/word/2018/wordml/cex" xmlns:w16cid="http://schemas.microsoft.com/office/word/2016/wordml/cid" xmlns:w16="http://schemas.microsoft.com/office/word/2018/wordml" xmlns:w16du="http://schemas.microsoft.com/office/word/2023/wordml/word16du" xmlns:w16sdtdh="http://schemas.microsoft.com/office/word/2020/wordml/sdtdatahash" xmlns:w16sdtfl="http://schemas.microsoft.com/office/word/2024/wordml/sdtformatlock" xmlns:w16se="http://schemas.microsoft.com/office/word/2015/wordml/symex" xmlns:wpg="http://schemas.microsoft.com/office/word/2010/wordprocessingGroup" xmlns:wpi="http://schemas.microsoft.com/office/word/2010/wordprocessingInk" xmlns:wne="http://schemas.microsoft.com/office/word/2006/wordml" xmlns:wps="http://schemas.microsoft.com/office/word/2010/wordprocessingShape" mc:Ignorable="w14 w15 w16se w16cid w16 w16cex w16sdtdh w16sdtfl w16du wp14">
+<w:footnotes xmlns:wpc="http://schemas.microsoft.com/office/word/2010/wordprocessingCanvas" xmlns:cx="http://schemas.microsoft.com/office/drawing/2014/chartex" xmlns:cx1="http://schemas.microsoft.com/office/drawing/2015/9/8/chartex" xmlns:cx2="http://schemas.microsoft.com/office/drawing/2015/10/21/chartex" xmlns:cx3="http://schemas.microsoft.com/office/drawing/2016/5/9/chartex" xmlns:cx4="http://schemas.microsoft.com/office/drawing/2016/5/10/chartex" xmlns:cx5="http://schemas.microsoft.com/office/drawing/2016/5/11/chartex" xmlns:cx6="http://schemas.microsoft.com/office/drawing/2016/5/12/chartex" xmlns:cx7="http://schemas.microsoft.com/office/drawing/2016/5/13/chartex" xmlns:cx8="http://schemas.microsoft.com/office/drawing/2016/5/14/chartex" xmlns:mc="http://schemas.openxmlformats.org/markup-compatibility/2006" xmlns:aink="http://schemas.microsoft.com/office/drawing/2016/ink" xmlns:am3d="http://schemas.microsoft.com/office/drawing/2017/model3d" xmlns:o="urn:schemas-microsoft-com:office:office" xmlns:oel="http://schemas.microsoft.com/office/2019/extlst" xmlns:r="http://schemas.openxmlformats.org/officeDocument/2006/relationships" xmlns:m="http://schemas.openxmlformats.org/officeDocument/2006/math" xmlns:v="urn:schemas-microsoft-com:vml" xmlns:wp14="http://schemas.microsoft.com/office/word/2010/wordprocessingDrawing" xmlns:wp="http://schemas.openxmlformats.org/drawingml/2006/wordprocessingDrawing" xmlns:w10="urn:schemas-microsoft-com:office:word" xmlns:w="http://schemas.openxmlformats.org/wordprocessingml/2006/main" xmlns:w14="http://schemas.microsoft.com/office/word/2010/wordml" xmlns:w15="http://schemas.microsoft.com/office/word/2012/wordml" xmlns:w16cex="http://schemas.microsoft.com/office/word/2018/wordml/cex" xmlns:w16cid="http://schemas.microsoft.com/office/word/2016/wordml/cid" xmlns:w16="http://schemas.microsoft.com/office/word/2018/wordml" xmlns:w16sdtdh="http://schemas.microsoft.com/office/word/2020/wordml/sdtdatahash" xmlns:w16se="http://schemas.microsoft.com/office/word/2015/wordml/symex" xmlns:wpg="http://schemas.microsoft.com/office/word/2010/wordprocessingGroup" xmlns:wpi="http://schemas.microsoft.com/office/word/2010/wordprocessingInk" xmlns:wne="http://schemas.microsoft.com/office/word/2006/wordml" xmlns:wps="http://schemas.microsoft.com/office/word/2010/wordprocessingShape" mc:Ignorable="w14 w15 w16se w16cid w16 w16cex w16sdtdh wp14">
   <w:footnote w:type="separator" w:id="-1">
     <w:p>
       <w:r>
@@ -299,7 +296,7 @@
 </file>
 
 <file path=word/numbering.xml><?xml version="1.0" encoding="utf-8"?>
-<w:numbering xmlns:wpc="http://schemas.microsoft.com/office/word/2010/wordprocessingCanvas" xmlns:cx="http://schemas.microsoft.com/office/drawing/2014/chartex" xmlns:cx1="http://schemas.microsoft.com/office/drawing/2015/9/8/chartex" xmlns:cx2="http://schemas.microsoft.com/office/drawing/2015/10/21/chartex" xmlns:cx3="http://schemas.microsoft.com/office/drawing/2016/5/9/chartex" xmlns:cx4="http://schemas.microsoft.com/office/drawing/2016/5/10/chartex" xmlns:cx5="http://schemas.microsoft.com/office/drawing/2016/5/11/chartex" xmlns:cx6="http://schemas.microsoft.com/office/drawing/2016/5/12/chartex" xmlns:cx7="http://schemas.microsoft.com/office/drawing/2016/5/13/chartex" xmlns:cx8="http://schemas.microsoft.com/office/drawing/2016/5/14/chartex" xmlns:mc="http://schemas.openxmlformats.org/markup-compatibility/2006" xmlns:aink="http://schemas.microsoft.com/office/drawing/2016/ink" xmlns:am3d="http://schemas.microsoft.com/office/drawing/2017/model3d" xmlns:o="urn:schemas-microsoft-com:office:office" xmlns:oel="http://schemas.microsoft.com/office/2019/extlst" xmlns:r="http://schemas.openxmlformats.org/officeDocument/2006/relationships" xmlns:m="http://schemas.openxmlformats.org/officeDocument/2006/math" xmlns:v="urn:schemas-microsoft-com:vml" xmlns:wp14="http://schemas.microsoft.com/office/word/2010/wordprocessingDrawing" xmlns:wp="http://schemas.openxmlformats.org/drawingml/2006/wordprocessingDrawing" xmlns:w10="urn:schemas-microsoft-com:office:word" xmlns:w="http://schemas.openxmlformats.org/wordprocessingml/2006/main" xmlns:w14="http://schemas.microsoft.com/office/word/2010/wordml" xmlns:w15="http://schemas.microsoft.com/office/word/2012/wordml" xmlns:w16cex="http://schemas.microsoft.com/office/word/2018/wordml/cex" xmlns:w16cid="http://schemas.microsoft.com/office/word/2016/wordml/cid" xmlns:w16="http://schemas.microsoft.com/office/word/2018/wordml" xmlns:w16du="http://schemas.microsoft.com/office/word/2023/wordml/word16du" xmlns:w16sdtdh="http://schemas.microsoft.com/office/word/2020/wordml/sdtdatahash" xmlns:w16sdtfl="http://schemas.microsoft.com/office/word/2024/wordml/sdtformatlock" xmlns:w16se="http://schemas.microsoft.com/office/word/2015/wordml/symex" xmlns:wpg="http://schemas.microsoft.com/office/word/2010/wordprocessingGroup" xmlns:wpi="http://schemas.microsoft.com/office/word/2010/wordprocessingInk" xmlns:wne="http://schemas.microsoft.com/office/word/2006/wordml" xmlns:wps="http://schemas.microsoft.com/office/word/2010/wordprocessingShape" mc:Ignorable="w14 w15 w16se w16cid w16 w16cex w16sdtdh w16sdtfl w16du wp14">
+<w:numbering xmlns:wpc="http://schemas.microsoft.com/office/word/2010/wordprocessingCanvas" xmlns:cx="http://schemas.microsoft.com/office/drawing/2014/chartex" xmlns:cx1="http://schemas.microsoft.com/office/drawing/2015/9/8/chartex" xmlns:cx2="http://schemas.microsoft.com/office/drawing/2015/10/21/chartex" xmlns:cx3="http://schemas.microsoft.com/office/drawing/2016/5/9/chartex" xmlns:cx4="http://schemas.microsoft.com/office/drawing/2016/5/10/chartex" xmlns:cx5="http://schemas.microsoft.com/office/drawing/2016/5/11/chartex" xmlns:cx6="http://schemas.microsoft.com/office/drawing/2016/5/12/chartex" xmlns:cx7="http://schemas.microsoft.com/office/drawing/2016/5/13/chartex" xmlns:cx8="http://schemas.microsoft.com/office/drawing/2016/5/14/chartex" xmlns:mc="http://schemas.openxmlformats.org/markup-compatibility/2006" xmlns:aink="http://schemas.microsoft.com/office/drawing/2016/ink" xmlns:am3d="http://schemas.microsoft.com/office/drawing/2017/model3d" xmlns:o="urn:schemas-microsoft-com:office:office" xmlns:oel="http://schemas.microsoft.com/office/2019/extlst" xmlns:r="http://schemas.openxmlformats.org/officeDocument/2006/relationships" xmlns:m="http://schemas.openxmlformats.org/officeDocument/2006/math" xmlns:v="urn:schemas-microsoft-com:vml" xmlns:wp14="http://schemas.microsoft.com/office/word/2010/wordprocessingDrawing" xmlns:wp="http://schemas.openxmlformats.org/drawingml/2006/wordprocessingDrawing" xmlns:w10="urn:schemas-microsoft-com:office:word" xmlns:w="http://schemas.openxmlformats.org/wordprocessingml/2006/main" xmlns:w14="http://schemas.microsoft.com/office/word/2010/wordml" xmlns:w15="http://schemas.microsoft.com/office/word/2012/wordml" xmlns:w16cex="http://schemas.microsoft.com/office/word/2018/wordml/cex" xmlns:w16cid="http://schemas.microsoft.com/office/word/2016/wordml/cid" xmlns:w16="http://schemas.microsoft.com/office/word/2018/wordml" xmlns:w16sdtdh="http://schemas.microsoft.com/office/word/2020/wordml/sdtdatahash" xmlns:w16se="http://schemas.microsoft.com/office/word/2015/wordml/symex" xmlns:wpg="http://schemas.microsoft.com/office/word/2010/wordprocessingGroup" xmlns:wpi="http://schemas.microsoft.com/office/word/2010/wordprocessingInk" xmlns:wne="http://schemas.microsoft.com/office/word/2006/wordml" xmlns:wps="http://schemas.microsoft.com/office/word/2010/wordprocessingShape" mc:Ignorable="w14 w15 w16se w16cid w16 w16cex w16sdtdh wp14">
   <w:abstractNum w:abstractNumId="0" w15:restartNumberingAfterBreak="0">
     <w:nsid w:val="032F5D71"/>
     <w:multiLevelType w:val="hybridMultilevel"/>
@@ -2313,7 +2310,7 @@
 </file>
 
 <file path=word/styles.xml><?xml version="1.0" encoding="utf-8"?>
-<w:styles xmlns:mc="http://schemas.openxmlformats.org/markup-compatibility/2006" xmlns:r="http://schemas.openxmlformats.org/officeDocument/2006/relationships" xmlns:w="http://schemas.openxmlformats.org/wordprocessingml/2006/main" xmlns:w14="http://schemas.microsoft.com/office/word/2010/wordml" xmlns:w15="http://schemas.microsoft.com/office/word/2012/wordml" xmlns:w16cex="http://schemas.microsoft.com/office/word/2018/wordml/cex" xmlns:w16cid="http://schemas.microsoft.com/office/word/2016/wordml/cid" xmlns:w16="http://schemas.microsoft.com/office/word/2018/wordml" xmlns:w16du="http://schemas.microsoft.com/office/word/2023/wordml/word16du" xmlns:w16sdtdh="http://schemas.microsoft.com/office/word/2020/wordml/sdtdatahash" xmlns:w16sdtfl="http://schemas.microsoft.com/office/word/2024/wordml/sdtformatlock" xmlns:w16se="http://schemas.microsoft.com/office/word/2015/wordml/symex" mc:Ignorable="w14 w15 w16se w16cid w16 w16cex w16sdtdh w16sdtfl w16du">
+<w:styles xmlns:mc="http://schemas.openxmlformats.org/markup-compatibility/2006" xmlns:r="http://schemas.openxmlformats.org/officeDocument/2006/relationships" xmlns:w="http://schemas.openxmlformats.org/wordprocessingml/2006/main" xmlns:w14="http://schemas.microsoft.com/office/word/2010/wordml" xmlns:w15="http://schemas.microsoft.com/office/word/2012/wordml" xmlns:w16cex="http://schemas.microsoft.com/office/word/2018/wordml/cex" xmlns:w16cid="http://schemas.microsoft.com/office/word/2016/wordml/cid" xmlns:w16="http://schemas.microsoft.com/office/word/2018/wordml" xmlns:w16sdtdh="http://schemas.microsoft.com/office/word/2020/wordml/sdtdatahash" xmlns:w16se="http://schemas.microsoft.com/office/word/2015/wordml/symex" mc:Ignorable="w14 w15 w16se w16cid w16 w16cex w16sdtdh">
   <w:docDefaults>
     <w:rPrDefault>
       <w:rPr>
